--- a/Implement ADOT traces collector and instrumentation and Use ADOT to export retail store platform traces to XRAY in AWS.docx
+++ b/Implement ADOT traces collector and instrumentation and Use ADOT to export retail store platform traces to XRAY in AWS.docx
@@ -33,7 +33,276 @@
       </w:r>
     </w:p>
     <w:p>
-      <w:r>
+      <w:pPr>
+        <w:pStyle w:val="ListParagraph"/>
+        <w:numPr>
+          <w:ilvl w:val="0"/>
+          <w:numId w:val="1"/>
+        </w:numPr>
+      </w:pPr>
+      <w:r>
+        <w:t>Implement ADOT Logs collector</w:t>
+      </w:r>
+    </w:p>
+    <w:p>
+      <w:pPr>
+        <w:pStyle w:val="ListParagraph"/>
+        <w:numPr>
+          <w:ilvl w:val="0"/>
+          <w:numId w:val="1"/>
+        </w:numPr>
+      </w:pPr>
+      <w:proofErr w:type="gramStart"/>
+      <w:r>
+        <w:t>Implement</w:t>
+      </w:r>
+      <w:proofErr w:type="gramEnd"/>
+      <w:r>
+        <w:t xml:space="preserve"> ADOT Metrics collecto</w:t>
+      </w:r>
+      <w:r>
+        <w:t>r</w:t>
+      </w:r>
+    </w:p>
+    <w:p>
+      <w:r>
+        <w:drawing>
+          <wp:inline distT="0" distB="0" distL="0" distR="0" wp14:anchorId="47BA1D02" wp14:editId="3D79DF80">
+            <wp:extent cx="5943600" cy="3329940"/>
+            <wp:effectExtent l="0" t="0" r="0" b="3810"/>
+            <wp:docPr id="876047932" name="Picture 1"/>
+            <wp:cNvGraphicFramePr>
+              <a:graphicFrameLocks xmlns:a="http://schemas.openxmlformats.org/drawingml/2006/main" noChangeAspect="1"/>
+            </wp:cNvGraphicFramePr>
+            <a:graphic xmlns:a="http://schemas.openxmlformats.org/drawingml/2006/main">
+              <a:graphicData uri="http://schemas.openxmlformats.org/drawingml/2006/picture">
+                <pic:pic xmlns:pic="http://schemas.openxmlformats.org/drawingml/2006/picture">
+                  <pic:nvPicPr>
+                    <pic:cNvPr id="876047932" name=""/>
+                    <pic:cNvPicPr/>
+                  </pic:nvPicPr>
+                  <pic:blipFill>
+                    <a:blip r:embed="rId5"/>
+                    <a:stretch>
+                      <a:fillRect/>
+                    </a:stretch>
+                  </pic:blipFill>
+                  <pic:spPr>
+                    <a:xfrm>
+                      <a:off x="0" y="0"/>
+                      <a:ext cx="5943600" cy="3329940"/>
+                    </a:xfrm>
+                    <a:prstGeom prst="rect">
+                      <a:avLst/>
+                    </a:prstGeom>
+                  </pic:spPr>
+                </pic:pic>
+              </a:graphicData>
+            </a:graphic>
+          </wp:inline>
+        </w:drawing>
+      </w:r>
+    </w:p>
+    <w:p>
+      <w:r>
+        <w:drawing>
+          <wp:inline distT="0" distB="0" distL="0" distR="0" wp14:anchorId="5AFFCF72" wp14:editId="0CB161D4">
+            <wp:extent cx="5943600" cy="1865630"/>
+            <wp:effectExtent l="0" t="0" r="0" b="1270"/>
+            <wp:docPr id="333674884" name="Picture 1"/>
+            <wp:cNvGraphicFramePr>
+              <a:graphicFrameLocks xmlns:a="http://schemas.openxmlformats.org/drawingml/2006/main" noChangeAspect="1"/>
+            </wp:cNvGraphicFramePr>
+            <a:graphic xmlns:a="http://schemas.openxmlformats.org/drawingml/2006/main">
+              <a:graphicData uri="http://schemas.openxmlformats.org/drawingml/2006/picture">
+                <pic:pic xmlns:pic="http://schemas.openxmlformats.org/drawingml/2006/picture">
+                  <pic:nvPicPr>
+                    <pic:cNvPr id="333674884" name=""/>
+                    <pic:cNvPicPr/>
+                  </pic:nvPicPr>
+                  <pic:blipFill>
+                    <a:blip r:embed="rId6"/>
+                    <a:stretch>
+                      <a:fillRect/>
+                    </a:stretch>
+                  </pic:blipFill>
+                  <pic:spPr>
+                    <a:xfrm>
+                      <a:off x="0" y="0"/>
+                      <a:ext cx="5943600" cy="1865630"/>
+                    </a:xfrm>
+                    <a:prstGeom prst="rect">
+                      <a:avLst/>
+                    </a:prstGeom>
+                  </pic:spPr>
+                </pic:pic>
+              </a:graphicData>
+            </a:graphic>
+          </wp:inline>
+        </w:drawing>
+      </w:r>
+    </w:p>
+    <w:p>
+      <w:r>
+        <w:lastRenderedPageBreak/>
+        <w:drawing>
+          <wp:inline distT="0" distB="0" distL="0" distR="0" wp14:anchorId="01744F49" wp14:editId="7D830826">
+            <wp:extent cx="5943600" cy="2755900"/>
+            <wp:effectExtent l="0" t="0" r="0" b="6350"/>
+            <wp:docPr id="462525060" name="Picture 1"/>
+            <wp:cNvGraphicFramePr>
+              <a:graphicFrameLocks xmlns:a="http://schemas.openxmlformats.org/drawingml/2006/main" noChangeAspect="1"/>
+            </wp:cNvGraphicFramePr>
+            <a:graphic xmlns:a="http://schemas.openxmlformats.org/drawingml/2006/main">
+              <a:graphicData uri="http://schemas.openxmlformats.org/drawingml/2006/picture">
+                <pic:pic xmlns:pic="http://schemas.openxmlformats.org/drawingml/2006/picture">
+                  <pic:nvPicPr>
+                    <pic:cNvPr id="462525060" name=""/>
+                    <pic:cNvPicPr/>
+                  </pic:nvPicPr>
+                  <pic:blipFill>
+                    <a:blip r:embed="rId7"/>
+                    <a:stretch>
+                      <a:fillRect/>
+                    </a:stretch>
+                  </pic:blipFill>
+                  <pic:spPr>
+                    <a:xfrm>
+                      <a:off x="0" y="0"/>
+                      <a:ext cx="5943600" cy="2755900"/>
+                    </a:xfrm>
+                    <a:prstGeom prst="rect">
+                      <a:avLst/>
+                    </a:prstGeom>
+                  </pic:spPr>
+                </pic:pic>
+              </a:graphicData>
+            </a:graphic>
+          </wp:inline>
+        </w:drawing>
+      </w:r>
+    </w:p>
+    <w:p>
+      <w:r>
+        <w:drawing>
+          <wp:inline distT="0" distB="0" distL="0" distR="0" wp14:anchorId="571437EC" wp14:editId="7052B959">
+            <wp:extent cx="5943600" cy="4759960"/>
+            <wp:effectExtent l="0" t="0" r="0" b="2540"/>
+            <wp:docPr id="519883217" name="Picture 1"/>
+            <wp:cNvGraphicFramePr>
+              <a:graphicFrameLocks xmlns:a="http://schemas.openxmlformats.org/drawingml/2006/main" noChangeAspect="1"/>
+            </wp:cNvGraphicFramePr>
+            <a:graphic xmlns:a="http://schemas.openxmlformats.org/drawingml/2006/main">
+              <a:graphicData uri="http://schemas.openxmlformats.org/drawingml/2006/picture">
+                <pic:pic xmlns:pic="http://schemas.openxmlformats.org/drawingml/2006/picture">
+                  <pic:nvPicPr>
+                    <pic:cNvPr id="519883217" name=""/>
+                    <pic:cNvPicPr/>
+                  </pic:nvPicPr>
+                  <pic:blipFill>
+                    <a:blip r:embed="rId8"/>
+                    <a:stretch>
+                      <a:fillRect/>
+                    </a:stretch>
+                  </pic:blipFill>
+                  <pic:spPr>
+                    <a:xfrm>
+                      <a:off x="0" y="0"/>
+                      <a:ext cx="5943600" cy="4759960"/>
+                    </a:xfrm>
+                    <a:prstGeom prst="rect">
+                      <a:avLst/>
+                    </a:prstGeom>
+                  </pic:spPr>
+                </pic:pic>
+              </a:graphicData>
+            </a:graphic>
+          </wp:inline>
+        </w:drawing>
+      </w:r>
+    </w:p>
+    <w:p>
+      <w:r>
+        <w:lastRenderedPageBreak/>
+        <w:drawing>
+          <wp:inline distT="0" distB="0" distL="0" distR="0" wp14:anchorId="3D32D1E4" wp14:editId="27745A2F">
+            <wp:extent cx="5943600" cy="2845435"/>
+            <wp:effectExtent l="0" t="0" r="0" b="0"/>
+            <wp:docPr id="1419726775" name="Picture 1"/>
+            <wp:cNvGraphicFramePr>
+              <a:graphicFrameLocks xmlns:a="http://schemas.openxmlformats.org/drawingml/2006/main" noChangeAspect="1"/>
+            </wp:cNvGraphicFramePr>
+            <a:graphic xmlns:a="http://schemas.openxmlformats.org/drawingml/2006/main">
+              <a:graphicData uri="http://schemas.openxmlformats.org/drawingml/2006/picture">
+                <pic:pic xmlns:pic="http://schemas.openxmlformats.org/drawingml/2006/picture">
+                  <pic:nvPicPr>
+                    <pic:cNvPr id="1419726775" name=""/>
+                    <pic:cNvPicPr/>
+                  </pic:nvPicPr>
+                  <pic:blipFill>
+                    <a:blip r:embed="rId9"/>
+                    <a:stretch>
+                      <a:fillRect/>
+                    </a:stretch>
+                  </pic:blipFill>
+                  <pic:spPr>
+                    <a:xfrm>
+                      <a:off x="0" y="0"/>
+                      <a:ext cx="5943600" cy="2845435"/>
+                    </a:xfrm>
+                    <a:prstGeom prst="rect">
+                      <a:avLst/>
+                    </a:prstGeom>
+                  </pic:spPr>
+                </pic:pic>
+              </a:graphicData>
+            </a:graphic>
+          </wp:inline>
+        </w:drawing>
+      </w:r>
+    </w:p>
+    <w:p>
+      <w:r>
+        <w:drawing>
+          <wp:inline distT="0" distB="0" distL="0" distR="0" wp14:anchorId="479138D9" wp14:editId="77E6F7F4">
+            <wp:extent cx="5943600" cy="3091180"/>
+            <wp:effectExtent l="0" t="0" r="0" b="0"/>
+            <wp:docPr id="450968437" name="Picture 1"/>
+            <wp:cNvGraphicFramePr>
+              <a:graphicFrameLocks xmlns:a="http://schemas.openxmlformats.org/drawingml/2006/main" noChangeAspect="1"/>
+            </wp:cNvGraphicFramePr>
+            <a:graphic xmlns:a="http://schemas.openxmlformats.org/drawingml/2006/main">
+              <a:graphicData uri="http://schemas.openxmlformats.org/drawingml/2006/picture">
+                <pic:pic xmlns:pic="http://schemas.openxmlformats.org/drawingml/2006/picture">
+                  <pic:nvPicPr>
+                    <pic:cNvPr id="450968437" name=""/>
+                    <pic:cNvPicPr/>
+                  </pic:nvPicPr>
+                  <pic:blipFill>
+                    <a:blip r:embed="rId10"/>
+                    <a:stretch>
+                      <a:fillRect/>
+                    </a:stretch>
+                  </pic:blipFill>
+                  <pic:spPr>
+                    <a:xfrm>
+                      <a:off x="0" y="0"/>
+                      <a:ext cx="5943600" cy="3091180"/>
+                    </a:xfrm>
+                    <a:prstGeom prst="rect">
+                      <a:avLst/>
+                    </a:prstGeom>
+                  </pic:spPr>
+                </pic:pic>
+              </a:graphicData>
+            </a:graphic>
+          </wp:inline>
+        </w:drawing>
+      </w:r>
+    </w:p>
+    <w:p>
+      <w:r>
+        <w:lastRenderedPageBreak/>
         <w:drawing>
           <wp:inline distT="0" distB="0" distL="0" distR="0" wp14:anchorId="53760A15" wp14:editId="248D5AFA">
             <wp:extent cx="5943600" cy="3274060"/>
@@ -50,7 +319,7 @@
                     <pic:cNvPicPr/>
                   </pic:nvPicPr>
                   <pic:blipFill>
-                    <a:blip r:embed="rId5"/>
+                    <a:blip r:embed="rId11"/>
                     <a:stretch>
                       <a:fillRect/>
                     </a:stretch>
@@ -71,6 +340,15 @@
         </w:drawing>
       </w:r>
     </w:p>
+    <w:p/>
+    <w:p>
+      <w:r>
+        <w:t xml:space="preserve">ADOT </w:t>
+      </w:r>
+      <w:r>
+        <w:t>Traces:</w:t>
+      </w:r>
+    </w:p>
     <w:p>
       <w:r>
         <w:drawing>
@@ -89,7 +367,7 @@
                     <pic:cNvPicPr/>
                   </pic:nvPicPr>
                   <pic:blipFill>
-                    <a:blip r:embed="rId6"/>
+                    <a:blip r:embed="rId12"/>
                     <a:stretch>
                       <a:fillRect/>
                     </a:stretch>
@@ -130,7 +408,7 @@
                     <pic:cNvPicPr/>
                   </pic:nvPicPr>
                   <pic:blipFill>
-                    <a:blip r:embed="rId7"/>
+                    <a:blip r:embed="rId13"/>
                     <a:stretch>
                       <a:fillRect/>
                     </a:stretch>
@@ -169,7 +447,7 @@
                     <pic:cNvPicPr/>
                   </pic:nvPicPr>
                   <pic:blipFill>
-                    <a:blip r:embed="rId8"/>
+                    <a:blip r:embed="rId14"/>
                     <a:stretch>
                       <a:fillRect/>
                     </a:stretch>
@@ -190,6 +468,104 @@
         </w:drawing>
       </w:r>
     </w:p>
+    <w:p>
+      <w:r>
+        <w:t xml:space="preserve">ADOT </w:t>
+      </w:r>
+      <w:r>
+        <w:t>Logs:</w:t>
+      </w:r>
+    </w:p>
+    <w:p>
+      <w:r>
+        <w:lastRenderedPageBreak/>
+        <w:drawing>
+          <wp:inline distT="0" distB="0" distL="0" distR="0" wp14:anchorId="72AD46C6" wp14:editId="68E4F57B">
+            <wp:extent cx="5943600" cy="3834130"/>
+            <wp:effectExtent l="0" t="0" r="0" b="0"/>
+            <wp:docPr id="1493578264" name="Picture 1"/>
+            <wp:cNvGraphicFramePr>
+              <a:graphicFrameLocks xmlns:a="http://schemas.openxmlformats.org/drawingml/2006/main" noChangeAspect="1"/>
+            </wp:cNvGraphicFramePr>
+            <a:graphic xmlns:a="http://schemas.openxmlformats.org/drawingml/2006/main">
+              <a:graphicData uri="http://schemas.openxmlformats.org/drawingml/2006/picture">
+                <pic:pic xmlns:pic="http://schemas.openxmlformats.org/drawingml/2006/picture">
+                  <pic:nvPicPr>
+                    <pic:cNvPr id="1493578264" name=""/>
+                    <pic:cNvPicPr/>
+                  </pic:nvPicPr>
+                  <pic:blipFill>
+                    <a:blip r:embed="rId15"/>
+                    <a:stretch>
+                      <a:fillRect/>
+                    </a:stretch>
+                  </pic:blipFill>
+                  <pic:spPr>
+                    <a:xfrm>
+                      <a:off x="0" y="0"/>
+                      <a:ext cx="5943600" cy="3834130"/>
+                    </a:xfrm>
+                    <a:prstGeom prst="rect">
+                      <a:avLst/>
+                    </a:prstGeom>
+                  </pic:spPr>
+                </pic:pic>
+              </a:graphicData>
+            </a:graphic>
+          </wp:inline>
+        </w:drawing>
+      </w:r>
+    </w:p>
+    <w:p>
+      <w:r>
+        <w:drawing>
+          <wp:inline distT="0" distB="0" distL="0" distR="0" wp14:anchorId="6AE9800B" wp14:editId="2DD39924">
+            <wp:extent cx="5943600" cy="2938780"/>
+            <wp:effectExtent l="0" t="0" r="0" b="0"/>
+            <wp:docPr id="1111938168" name="Picture 1"/>
+            <wp:cNvGraphicFramePr>
+              <a:graphicFrameLocks xmlns:a="http://schemas.openxmlformats.org/drawingml/2006/main" noChangeAspect="1"/>
+            </wp:cNvGraphicFramePr>
+            <a:graphic xmlns:a="http://schemas.openxmlformats.org/drawingml/2006/main">
+              <a:graphicData uri="http://schemas.openxmlformats.org/drawingml/2006/picture">
+                <pic:pic xmlns:pic="http://schemas.openxmlformats.org/drawingml/2006/picture">
+                  <pic:nvPicPr>
+                    <pic:cNvPr id="1111938168" name=""/>
+                    <pic:cNvPicPr/>
+                  </pic:nvPicPr>
+                  <pic:blipFill>
+                    <a:blip r:embed="rId16"/>
+                    <a:stretch>
+                      <a:fillRect/>
+                    </a:stretch>
+                  </pic:blipFill>
+                  <pic:spPr>
+                    <a:xfrm>
+                      <a:off x="0" y="0"/>
+                      <a:ext cx="5943600" cy="2938780"/>
+                    </a:xfrm>
+                    <a:prstGeom prst="rect">
+                      <a:avLst/>
+                    </a:prstGeom>
+                  </pic:spPr>
+                </pic:pic>
+              </a:graphicData>
+            </a:graphic>
+          </wp:inline>
+        </w:drawing>
+      </w:r>
+    </w:p>
+    <w:p/>
+    <w:p>
+      <w:r>
+        <w:t>ADOT metrics:</w:t>
+      </w:r>
+    </w:p>
+    <w:p/>
+    <w:p/>
+    <w:p/>
+    <w:p/>
+    <w:p/>
     <w:sectPr>
       <w:pgSz w:w="12240" w:h="15840"/>
       <w:pgMar w:top="1440" w:right="1440" w:bottom="1440" w:left="1440" w:header="720" w:footer="720" w:gutter="0"/>
